--- a/FTR_report_asg2_Alibek.docx
+++ b/FTR_report_asg2_Alibek.docx
@@ -4860,7 +4860,7 @@
         <w:rPr/>
       </w:pPr>
       <w:r>
-        <w:t>Implementation architecture</w:t>
+        <w:t>Processing flow of my solution</w:t>
       </w:r>
     </w:p>
     <w:p>
@@ -4871,7 +4871,7 @@
       <w:r>
         <w:drawing>
           <wp:inline>
-            <wp:extent cx="5120640" cy="3609043"/>
+            <wp:extent cx="4937760" cy="5139443"/>
             <wp:docPr id="2" name="Picture 2"/>
             <wp:cNvGraphicFramePr>
               <a:graphicFrameLocks noChangeAspect="1"/>
@@ -4880,7 +4880,7 @@
               <a:graphicData uri="http://schemas.openxmlformats.org/drawingml/2006/picture">
                 <pic:pic>
                   <pic:nvPicPr>
-                    <pic:cNvPr id="0" name="architecture.png"/>
+                    <pic:cNvPr id="0" name="flowchart.png"/>
                     <pic:cNvPicPr/>
                   </pic:nvPicPr>
                   <pic:blipFill>
@@ -4892,7 +4892,7 @@
                   <pic:spPr>
                     <a:xfrm>
                       <a:off x="0" y="0"/>
-                      <a:ext cx="5120640" cy="3609043"/>
+                      <a:ext cx="4937760" cy="5139443"/>
                     </a:xfrm>
                     <a:prstGeom prst="rect"/>
                   </pic:spPr>
@@ -4911,7 +4911,7 @@
         <w:rPr>
           <w:i/>
         </w:rPr>
-        <w:t>Figure 1. My implementation: one attempt is Validate -&gt; Process -&gt; Record. Network and timeout errors go back to the retry loop with the same key; a database error on the third attempt goes to rollback_to_checkpoint().</w:t>
+        <w:t>Figure 1. Processing flow of my solution. One attempt is Validate, Process and Record. A retryable error is repeated with the same idempotency key, at most 2 times. If the database still fails after that, the program rolls back to the last checkpoint.</w:t>
       </w:r>
     </w:p>
     <w:p>
@@ -5623,7 +5623,7 @@
         <w:rPr/>
       </w:pPr>
       <w:r>
-        <w:t>Retry is unsafe when the operation is not idempotent and the result is unknown. A timeout is exactly this case: in my gateway the money is taken, and only the answer is lost. When I ran the same batch without idempotency keys, T004 and T010 were charged 3 times each, 190,000 KZT more than the database recorded. Retry is also useless for permanent errors, for example a wrong amount or a blocked account: my ValidationError has retryable=False and is never retried. And retry needs a limit and a pause (backoff), otherwise many clients repeat requests at the same moment and overload a service that is already slow.</w:t>
+        <w:t>Retry is unsafe when the operation is not idempotent and the result is unknown. A timeout is exactly this case: in my gateway the money is taken, and only the answer is lost. When I ran the same batch without idempotency keys, T004 and T010 were charged 3 times each, 190,000 KZT more than the database recorded. Retry is also useless for permanent errors, for example a wrong amount or a blocked account: in my code validation errors are marked as not retryable. And retry needs a limit and a pause (backoff), otherwise many clients repeat requests at the same moment and overload a service that is already slow.</w:t>
       </w:r>
     </w:p>
     <w:p>
@@ -5727,7 +5727,7 @@
         <w:rPr/>
       </w:pPr>
       <w:r>
-        <w:t>Scholarship and tuition payments are real money of real students. If a timeout happens and the system just repeats the request, the student can pay twice and then has to ask for a refund. In my code the transaction ID is the idempotency key in three places: the gateway ignores a repeated charge with the same key, SQLite has txn_id as PRIMARY KEY with INSERT OR IGNORE, and the processor skips IDs it already recorded. Because of this, running the same batch a second time is safe: the 13 recorded payments are skipped, T006 and T012 go through, and the total is 437,000 KZT with no double charge (test_second_run_of_same_batch_does_not_charge_again).</w:t>
+        <w:t>Scholarship and tuition payments are real money of real students. If a timeout happens and the system just repeats the request, the student can pay twice and then has to ask for a refund. In my code the transaction ID is the idempotency key in three places: the gateway ignores a repeated charge with the same key, SQLite has txn_id as PRIMARY KEY with INSERT OR IGNORE, and the processor skips IDs it already recorded. Because of this, running the same batch a second time is safe: the 13 recorded payments are skipped, T006 and T012 go through, and the total is 437,000 KZT with no double charge. A unit test checks this.</w:t>
       </w:r>
     </w:p>
     <w:p>
@@ -6492,7 +6492,7 @@
               <w:rPr/>
             </w:pPr>
             <w:r>
-              <w:t>payment_processor.py, test_payment_processor.py, logs/ (run.log, events.jsonl, attempt_log.csv, checkpoints/CP0-CP3.json, summary.json, tests.txt)</w:t>
+              <w:t>Python source code, unit tests, logs of the run (run log, JSON event log, attempt log, checkpoint files, summary, test results), this report</w:t>
             </w:r>
           </w:p>
         </w:tc>
@@ -6769,7 +6769,7 @@
               <w:rPr/>
             </w:pPr>
             <w:r>
-              <w:t>Python 3.12.3, standard library only (sqlite3, logging, json, csv, unittest). Graphviz for the architecture diagram. Run in the Linux terminal.</w:t>
+              <w:t>Python 3.12.3, standard library only (sqlite3, logging, json, csv, unittest). matplotlib for the flow diagram. Run in the Linux terminal.</w:t>
             </w:r>
           </w:p>
         </w:tc>
@@ -6815,7 +6815,7 @@
               <w:rPr/>
             </w:pPr>
             <w:r>
-              <w:t>payment_processor.py prints all tables and writes the logs on every run: run.log, events.jsonl (structured), attempt_log.csv (26 attempts), checkpoints CP0-CP3 as JSON, summary.json with every number used in this report.</w:t>
+              <w:t>The program prints all tables and writes the logs on every run: a readable run log, a structured JSON event log, the attempt log (26 attempts), checkpoints CP0-CP3 as JSON files and a summary with every number used in this report.</w:t>
             </w:r>
           </w:p>
         </w:tc>
@@ -6988,7 +6988,7 @@
               <w:rPr/>
             </w:pPr>
             <w:r>
-              <w:t>run_baseline() calls attempt() (Validate -&gt; Process -&gt; Record) for every transaction with no try/except. T001 passes. T002 raises NetworkError in the Process step, nothing catches it, and the program stops. Result: 2 attempted, 1 successful, 14 lost (T002 failed + 13 never started), 12,000 KZT processed, 425,000 KZT lost. That is 97.3% of the 437,000 KZT batch.</w:t>
+              <w:t>The baseline runs Validate -&gt; Process -&gt; Record for every transaction with no try/except. T001 passes. T002 raises a network error in the Process step, nothing catches it, and the program stops. Result: 2 attempted, 1 successful, 14 lost (T002 failed + 13 never started), 12,000 KZT processed, 425,000 KZT lost. That is 97.3% of the 437,000 KZT batch.</w:t>
             </w:r>
           </w:p>
         </w:tc>
@@ -7034,7 +7034,7 @@
               <w:rPr/>
             </w:pPr>
             <w:r>
-              <w:t>payment_processor.py: run_baseline(), part_a(). logs/run.log, line "baseline_crash". The command python3 payment_processor.py --crash shows the real traceback: NetworkError: T002 Process: connection reset, request did not reach the gateway. Test: BaselineTest.test_stops_at_first_failure.</w:t>
+              <w:t>Part A table above. The run log has the crash line: "NetworkError: T002 Process: connection reset, request did not reach the gateway". The program also has a crash mode that shows the full traceback. A unit test checks that the baseline stops after 2 attempts.</w:t>
             </w:r>
           </w:p>
         </w:tc>
@@ -7080,7 +7080,7 @@
               <w:rPr/>
             </w:pPr>
             <w:r>
-              <w:t>The baseline uses the same attempt() function as the fault-tolerant version, so the only difference between the runs is the error handling, and the comparison in Part E is fair. I count the 13 transactions after T002 as lost too, because nobody processes them until someone restarts the program by hand.</w:t>
+              <w:t>The baseline uses the same attempt code as the fault-tolerant version, so the only difference between the runs is the error handling, and the comparison in Part E is fair. I count the 13 transactions after T002 as lost too, because nobody processes them until someone restarts the program by hand.</w:t>
             </w:r>
           </w:p>
         </w:tc>
@@ -7230,7 +7230,7 @@
               <w:rPr/>
             </w:pPr>
             <w:r>
-              <w:t>All errors inherit from PaymentError, which has two fields: kind and retryable. The subclasses are ValidationError (not retryable), NetworkError, GatewayTimeoutError and DatabaseError. process() wraps each attempt in try/except PaymentError, writes a JSON event, marks the transaction FAILED and goes to the next one. Result: 8 successful, 7 failed, 96,000 KZT processed, and the batch finished all 15 transactions.</w:t>
+              <w:t>All errors share one base class with two fields: the failure kind and a retryable flag. There are four error types: validation (not retryable), network, gateway timeout and database. Each attempt is wrapped in try/except. On an error the program writes a JSON event, marks the transaction FAILED and goes to the next one. Result: 8 successful, 7 failed, 96,000 KZT processed, and the batch finished all 15 transactions.</w:t>
             </w:r>
           </w:p>
         </w:tc>
@@ -7276,7 +7276,7 @@
               <w:rPr/>
             </w:pPr>
             <w:r>
-              <w:t>logs/events.jsonl (one JSON object per event, with txn, attempt, exception, retryable, error). Part B table above. Tests: test_batch_continues_after_failures, test_validation_error_is_not_retried.</w:t>
+              <w:t>Part B table above. The JSON event log has one line per event with the transaction, attempt, exception type, retryable flag and error text. Unit tests check that the batch continues after failures and that a validation error is not retried.</w:t>
             </w:r>
           </w:p>
         </w:tc>
@@ -7322,7 +7322,7 @@
               <w:rPr/>
             </w:pPr>
             <w:r>
-              <w:t>I called the timeout class GatewayTimeoutError, not TimeoutError, so it does not hide the built-in Python TimeoutError. I also added a consistency check at the end of the run. For Part B it printed MISMATCH: state 96,000, DB 246,000, gateway 341,000 KZT. So with exception handling alone the program keeps running, but the money and the records do not match.</w:t>
+              <w:t>I called the timeout error GatewayTimeoutError, not TimeoutError, so it does not hide the built-in Python TimeoutError. I also added a consistency check at the end of the run. For Part B it printed MISMATCH: state 96,000, DB 246,000, gateway 341,000 KZT. So with exception handling alone the program keeps running, but the money and the records do not match.</w:t>
             </w:r>
           </w:p>
         </w:tc>
@@ -7472,7 +7472,7 @@
               <w:rPr/>
             </w:pPr>
             <w:r>
-              <w:t>Policy: at most 2 retries (3 attempts), backoff 0.05 s and then 0.10 s (scaled down from 1 s and 2 s so the run is fast). Only errors with retryable=True are retried. FaultInjector plays the fault rules table: Network fail/success, Timeout fail/fail/success, Database fail/fail/fail. Result: 26 attempts and 11 retries (3 network x 1, 2 timeout x 2, 2 database x 2). 5 transactions were recovered.</w:t>
+              <w:t>Policy: at most 2 retries (3 attempts), backoff 0.05 s and then 0.10 s (scaled down from 1 s and 2 s so the run is fast). Only retryable errors are retried. A fault injector follows the fault rules table: Network fail/success, Timeout fail/fail/success, Database fail/fail/fail. Result: 26 attempts and 11 retries (3 network x 1, 2 timeout x 2, 2 database x 2). 5 transactions were recovered.</w:t>
             </w:r>
           </w:p>
         </w:tc>
@@ -7518,7 +7518,7 @@
               <w:rPr/>
             </w:pPr>
             <w:r>
-              <w:t>logs/attempt_log.csv (26 rows, written by the program, not by hand). Part C table above. Test: RetryTest.test_attempts_follow_fault_rules checks 2 attempts for T002, 3 for T004 and T006, and 11 retries in total.</w:t>
+              <w:t>Part C table above. The program writes the same log to a CSV file (26 rows, not typed by hand). A unit test checks 2 attempts for T002, 3 for T004 and T006, and 11 retries in total.</w:t>
             </w:r>
           </w:p>
         </w:tc>
@@ -7714,7 +7714,7 @@
               <w:rPr/>
             </w:pPr>
             <w:r>
-              <w:t>A checkpoint is made when success % 5 == 0, plus CP0 at the start and a final one at the end of the batch. Saved state: success count, total, committed IDs, in-flight payments, DB row count and gateway net amount (deep copy + JSON file). On DatabaseError after the retries, rollback_to_checkpoint() does 4 things: conn.rollback() drops the uncommitted INSERT, gateway.refund() returns the money, the state is restored from the latest checkpoint, and rows committed after the checkpoint are replayed from the DB. T006 -&gt; CP1: 173,000 -&gt; 103,000, refund 70,000. T012 -&gt; CP2: 294,000 -&gt; 214,000, refund 80,000.</w:t>
+              <w:t>A checkpoint is made after every 5 successful payments, plus CP0 at the start and a final one at the end of the batch. Saved state: success count, total, committed IDs, in-flight payments, DB row count and gateway net amount. It is kept as a deep copy in memory and as a JSON file. When the database still fails after the retries, the rollback does 4 things: it cancels the uncommitted database write, refunds the money, restores the state from the latest checkpoint, and replays rows that were committed after the checkpoint. T006 -&gt; CP1: 173,000 -&gt; 103,000, refund 70,000. T012 -&gt; CP2: 294,000 -&gt; 214,000, refund 80,000.</w:t>
             </w:r>
           </w:p>
         </w:tc>
@@ -7760,7 +7760,7 @@
               <w:rPr/>
             </w:pPr>
             <w:r>
-              <w:t>logs/checkpoints/CP0.json - CP3.json. The "rollback" events in events.jsonl (dirty_total, restored_total, refunded, replayed, consistent=True). Tests: test_checkpoints_every_five_successes, test_rollback_keeps_state_db_and_gateway_equal, test_rollback_replays_rows_committed_after_checkpoint.</w:t>
+              <w:t>Part D table above and the checkpoint files CP0 to CP3 in the logs folder. The rollback events in the JSON log show the total before and after, the refund and consistent=True. Unit tests check the checkpoint positions, that all three totals are equal after the rollbacks, and the replay case.</w:t>
             </w:r>
           </w:p>
         </w:tc>
@@ -8002,7 +8002,7 @@
               <w:rPr/>
             </w:pPr>
             <w:r>
-              <w:t>Part E table above. logs/summary.json, key part_e. The same table is printed at the end of logs/run.log.</w:t>
+              <w:t>Part E table above. The same table is printed at the end of the run log and saved in the summary file.</w:t>
             </w:r>
           </w:p>
         </w:tc>
@@ -8244,7 +8244,7 @@
               <w:rPr/>
             </w:pPr>
             <w:r>
-              <w:t>Extra run in run.log ("WITHOUT idempotency keys"): gateway charged 477,000 KZT, DB recorded 287,000 KZT, overcharge 190,000 KZT (T004 x3, T010 x3). Tests: test_keys_prevent_double_charge_after_timeout, test_second_run_of_same_batch_does_not_charge_again.</w:t>
+              <w:t>Extra run in the run log ("WITHOUT idempotency keys"): the gateway charged 477,000 KZT, the DB recorded 287,000 KZT, overcharge 190,000 KZT (T004 x3, T010 x3). Two unit tests check the double charge and a second run of the same batch.</w:t>
             </w:r>
           </w:p>
         </w:tc>
@@ -8701,7 +8701,7 @@
               <w:rPr/>
             </w:pPr>
             <w:r>
-              <w:t>payment_processor.py (v2.0, about 640 lines) and test_payment_processor.py (12 tests, all pass, logs/tests.txt). I wrote both and ran them on 27.09.2026. All tables in this report come from logs/summary.json of that run.</w:t>
+              <w:t>My own Python program (about 640 lines) and 12 unit tests, all of them pass. I wrote both and ran them on 27.09.2026. All tables in this report come from the summary file of that run.</w:t>
             </w:r>
           </w:p>
         </w:tc>
@@ -8747,7 +8747,7 @@
               <w:rPr/>
             </w:pPr>
             <w:r>
-              <w:t>Git commit 8bd7c49 on branch FTR-assignment-02 (code, tests and logs). payment_processor.py v2.0, SHA-256 fa5108bf4a074599cab3a5c51995825fa8c5a3810e05dd81e4d0fcc1abf2f74a (printed in the first line of run.log). Functions: run_baseline(), process(), give_up(), make_checkpoint(), rollback_to_checkpoint(), part_a() - part_e(). Logs: logs/run.log, events.jsonl, attempt_log.csv, checkpoints/, summary.json. Run started 2026-09-27 19:28:35.</w:t>
+              <w:t>Git commit 8bd7c49 on branch FTR-assignment-02 (code, tests and logs). The run started 2026-09-27 19:28:35. The logs folder has the run log, the JSON event log, the attempt log, the checkpoint files and the summary.</w:t>
             </w:r>
           </w:p>
         </w:tc>
@@ -8793,7 +8793,7 @@
               <w:rPr/>
             </w:pPr>
             <w:r>
-              <w:t>In Part B the DB had 10 rows while only 8 payments were successful. I found that Python sqlite3 opens a transaction on INSERT. When the commit of T006 failed, the INSERT stayed open, and the commit of T007 saved it too. The same happened with T012 and T013. I fixed it in the rollback: conn.rollback() is the first thing rollback_to_checkpoint() does, and I added the consistency check. Now after both rollbacks the DB has exactly 13 rows and 287,000 KZT. The test test_without_rollback_failed_rows_leak_into_db keeps this problem visible.</w:t>
+              <w:t>In Part B the DB had 10 rows while only 8 payments were successful. I found that Python sqlite3 opens a transaction on INSERT. When the commit of T006 failed, the INSERT stayed open, and the commit of T007 saved it too. The same happened with T012 and T013. I fixed it in the rollback: its first step cancels the open database transaction, and I added the consistency check. Now after both rollbacks the DB has exactly 13 rows and 287,000 KZT. A unit test keeps this problem visible.</w:t>
             </w:r>
           </w:p>
         </w:tc>
@@ -8839,7 +8839,7 @@
               <w:rPr/>
             </w:pPr>
             <w:r>
-              <w:t>The faults are simulated and deterministic: FaultInjector always follows the table, so the numbers are reproducible but there is no random behaviour. The backoff is scaled down to 0.05 s and 0.10 s. Checkpoints are written to JSON, but the program cannot restart from a JSON file if the process itself crashes; it only uses the copy in memory. I also assume that a refund always works; a real refund can fail too and would need its own retry.</w:t>
+              <w:t>The faults are simulated and deterministic: the fault injector always follows the table, so the numbers are reproducible but there is no random behaviour. The backoff is scaled down to 0.05 s and 0.10 s. Checkpoints are written to JSON, but the program cannot restart from a JSON file if the process itself crashes; it only uses the copy in memory. I also assume that a refund always works; a real refund can fail too and would need its own retry.</w:t>
             </w:r>
           </w:p>
         </w:tc>
@@ -8863,10 +8863,6 @@
         <w:keepLines w:val="0"/>
         <w:pageBreakBefore w:val="0"/>
         <w:widowControl w:val="1"/>
-        <w:numPr>
-          <w:ilvl w:val="0"/>
-          <w:numId w:val="1"/>
-        </w:numPr>
         <w:pBdr>
           <w:top w:space="0" w:sz="0" w:val="nil"/>
           <w:left w:space="0" w:sz="0" w:val="nil"/>
@@ -8876,7 +8872,7 @@
         </w:pBdr>
         <w:shd w:fill="auto" w:val="clear"/>
         <w:spacing w:after="0" w:before="0" w:line="276" w:lineRule="auto"/>
-        <w:ind w:left="360" w:right="0" w:hanging="360"/>
+        <w:ind w:left="0" w:right="0" w:firstLine="0"/>
         <w:jc w:val="left"/>
         <w:rPr/>
       </w:pPr>
@@ -8897,7 +8893,7 @@
           <w:vertAlign w:val="baseline"/>
           <w:rtl w:val="0"/>
         </w:rPr>
-        <w:t>☒ Completed required tables and calculations</w:t>
+        <w:t>Completed required tables and calculations</w:t>
       </w:r>
     </w:p>
     <w:p>
@@ -8906,10 +8902,6 @@
         <w:keepLines w:val="0"/>
         <w:pageBreakBefore w:val="0"/>
         <w:widowControl w:val="1"/>
-        <w:numPr>
-          <w:ilvl w:val="0"/>
-          <w:numId w:val="1"/>
-        </w:numPr>
         <w:pBdr>
           <w:top w:space="0" w:sz="0" w:val="nil"/>
           <w:left w:space="0" w:sz="0" w:val="nil"/>
@@ -8919,7 +8911,7 @@
         </w:pBdr>
         <w:shd w:fill="auto" w:val="clear"/>
         <w:spacing w:after="0" w:before="0" w:line="276" w:lineRule="auto"/>
-        <w:ind w:left="360" w:right="0" w:hanging="360"/>
+        <w:ind w:left="0" w:right="0" w:firstLine="0"/>
         <w:jc w:val="left"/>
         <w:rPr/>
       </w:pPr>
@@ -8940,7 +8932,7 @@
           <w:vertAlign w:val="baseline"/>
           <w:rtl w:val="0"/>
         </w:rPr>
-        <w:t>☒ Architecture / RBD / FTA / security diagram where applicable</w:t>
+        <w:t>Architecture / RBD / FTA / security diagram where applicable</w:t>
       </w:r>
     </w:p>
     <w:p>
@@ -8949,10 +8941,6 @@
         <w:keepLines w:val="0"/>
         <w:pageBreakBefore w:val="0"/>
         <w:widowControl w:val="1"/>
-        <w:numPr>
-          <w:ilvl w:val="0"/>
-          <w:numId w:val="1"/>
-        </w:numPr>
         <w:pBdr>
           <w:top w:space="0" w:sz="0" w:val="nil"/>
           <w:left w:space="0" w:sz="0" w:val="nil"/>
@@ -8962,7 +8950,7 @@
         </w:pBdr>
         <w:shd w:fill="auto" w:val="clear"/>
         <w:spacing w:after="0" w:before="0" w:line="276" w:lineRule="auto"/>
-        <w:ind w:left="360" w:right="0" w:hanging="360"/>
+        <w:ind w:left="0" w:right="0" w:firstLine="0"/>
         <w:jc w:val="left"/>
         <w:rPr/>
       </w:pPr>
@@ -8983,7 +8971,7 @@
           <w:vertAlign w:val="baseline"/>
           <w:rtl w:val="0"/>
         </w:rPr>
-        <w:t>☒ Source code or configuration files where applicable</w:t>
+        <w:t>Source code or configuration files where applicable</w:t>
       </w:r>
     </w:p>
     <w:p>
@@ -8992,10 +8980,6 @@
         <w:keepLines w:val="0"/>
         <w:pageBreakBefore w:val="0"/>
         <w:widowControl w:val="1"/>
-        <w:numPr>
-          <w:ilvl w:val="0"/>
-          <w:numId w:val="1"/>
-        </w:numPr>
         <w:pBdr>
           <w:top w:space="0" w:sz="0" w:val="nil"/>
           <w:left w:space="0" w:sz="0" w:val="nil"/>
@@ -9005,7 +8989,7 @@
         </w:pBdr>
         <w:shd w:fill="auto" w:val="clear"/>
         <w:spacing w:after="0" w:before="0" w:line="276" w:lineRule="auto"/>
-        <w:ind w:left="360" w:right="0" w:hanging="360"/>
+        <w:ind w:left="0" w:right="0" w:firstLine="0"/>
         <w:jc w:val="left"/>
         <w:rPr/>
       </w:pPr>
@@ -9026,7 +9010,7 @@
           <w:vertAlign w:val="baseline"/>
           <w:rtl w:val="0"/>
         </w:rPr>
-        <w:t>☒ Execution logs / experiment results where applicable</w:t>
+        <w:t>Execution logs / experiment results where applicable</w:t>
       </w:r>
     </w:p>
     <w:p>
@@ -9035,10 +9019,6 @@
         <w:keepLines w:val="0"/>
         <w:pageBreakBefore w:val="0"/>
         <w:widowControl w:val="1"/>
-        <w:numPr>
-          <w:ilvl w:val="0"/>
-          <w:numId w:val="1"/>
-        </w:numPr>
         <w:pBdr>
           <w:top w:space="0" w:sz="0" w:val="nil"/>
           <w:left w:space="0" w:sz="0" w:val="nil"/>
@@ -9048,7 +9028,7 @@
         </w:pBdr>
         <w:shd w:fill="auto" w:val="clear"/>
         <w:spacing w:after="0" w:before="0" w:line="276" w:lineRule="auto"/>
-        <w:ind w:left="360" w:right="0" w:hanging="360"/>
+        <w:ind w:left="0" w:right="0" w:firstLine="0"/>
         <w:jc w:val="left"/>
         <w:rPr/>
       </w:pPr>
@@ -9069,7 +9049,7 @@
           <w:vertAlign w:val="baseline"/>
           <w:rtl w:val="0"/>
         </w:rPr>
-        <w:t>☒ Screenshots or other reproducible evidence where applicable</w:t>
+        <w:t>Screenshots or other reproducible evidence where applicable</w:t>
       </w:r>
     </w:p>
     <w:p>
@@ -9078,10 +9058,6 @@
         <w:keepLines w:val="0"/>
         <w:pageBreakBefore w:val="0"/>
         <w:widowControl w:val="1"/>
-        <w:numPr>
-          <w:ilvl w:val="0"/>
-          <w:numId w:val="1"/>
-        </w:numPr>
         <w:pBdr>
           <w:top w:space="0" w:sz="0" w:val="nil"/>
           <w:left w:space="0" w:sz="0" w:val="nil"/>
@@ -9091,7 +9067,7 @@
         </w:pBdr>
         <w:shd w:fill="auto" w:val="clear"/>
         <w:spacing w:after="0" w:before="0" w:line="276" w:lineRule="auto"/>
-        <w:ind w:left="360" w:right="0" w:hanging="360"/>
+        <w:ind w:left="0" w:right="0" w:firstLine="0"/>
         <w:jc w:val="left"/>
         <w:rPr/>
       </w:pPr>
@@ -9112,7 +9088,7 @@
           <w:vertAlign w:val="baseline"/>
           <w:rtl w:val="0"/>
         </w:rPr>
-        <w:t>☒ Links to code, datasets, notebooks, or artifacts</w:t>
+        <w:t>Links to code, datasets, notebooks, or artifacts</w:t>
       </w:r>
     </w:p>
     <w:p>
@@ -9121,10 +9097,6 @@
         <w:keepLines w:val="0"/>
         <w:pageBreakBefore w:val="0"/>
         <w:widowControl w:val="1"/>
-        <w:numPr>
-          <w:ilvl w:val="0"/>
-          <w:numId w:val="1"/>
-        </w:numPr>
         <w:pBdr>
           <w:top w:space="0" w:sz="0" w:val="nil"/>
           <w:left w:space="0" w:sz="0" w:val="nil"/>
@@ -9134,7 +9106,7 @@
         </w:pBdr>
         <w:shd w:fill="auto" w:val="clear"/>
         <w:spacing w:after="0" w:before="0" w:line="276" w:lineRule="auto"/>
-        <w:ind w:left="360" w:right="0" w:hanging="360"/>
+        <w:ind w:left="0" w:right="0" w:firstLine="0"/>
         <w:jc w:val="left"/>
         <w:rPr/>
       </w:pPr>
@@ -9155,7 +9127,7 @@
           <w:vertAlign w:val="baseline"/>
           <w:rtl w:val="0"/>
         </w:rPr>
-        <w:t>☒ Before/after comparison where applicable</w:t>
+        <w:t>Before/after comparison where applicable</w:t>
       </w:r>
     </w:p>
     <w:p>
@@ -9164,10 +9136,6 @@
         <w:keepLines w:val="0"/>
         <w:pageBreakBefore w:val="0"/>
         <w:widowControl w:val="1"/>
-        <w:numPr>
-          <w:ilvl w:val="0"/>
-          <w:numId w:val="1"/>
-        </w:numPr>
         <w:pBdr>
           <w:top w:space="0" w:sz="0" w:val="nil"/>
           <w:left w:space="0" w:sz="0" w:val="nil"/>
@@ -9177,7 +9145,7 @@
         </w:pBdr>
         <w:shd w:fill="auto" w:val="clear"/>
         <w:spacing w:after="200" w:before="0" w:line="276" w:lineRule="auto"/>
-        <w:ind w:left="360" w:right="0" w:hanging="360"/>
+        <w:ind w:left="0" w:right="0" w:firstLine="0"/>
         <w:jc w:val="left"/>
         <w:rPr/>
       </w:pPr>
@@ -9198,7 +9166,7 @@
           <w:vertAlign w:val="baseline"/>
           <w:rtl w:val="0"/>
         </w:rPr>
-        <w:t>☒ Final technical conclusion</w:t>
+        <w:t>Final technical conclusion</w:t>
       </w:r>
     </w:p>
     <w:p>
@@ -9524,6 +9492,7 @@
     <w:p>
       <w:pPr>
         <w:pStyle w:val="Heading1"/>
+        <w:pageBreakBefore/>
         <w:rPr/>
       </w:pPr>
       <w:r>
@@ -9930,7 +9899,7 @@
         <w:rPr/>
       </w:pPr>
       <w:r>
-        <w:t>Appendix A. Source code excerpt (payment_processor.py)</w:t>
+        <w:t>Appendix A. Source code excerpt</w:t>
       </w:r>
     </w:p>
     <w:p>
@@ -9941,7 +9910,7 @@
         <w:rPr>
           <w:i/>
         </w:rPr>
-        <w:t>Retry loop, final decision after the retries, and rollback. Full file: payment_processor.py (v2.0, SHA-256 fa5108bf4a074599...).</w:t>
+        <w:t>Retry loop, final decision after the retries, and rollback.</w:t>
       </w:r>
     </w:p>
     <w:p>
@@ -10446,14 +10415,6 @@
       <w:pPr>
         <w:spacing w:after="120" w:line="240" w:lineRule="auto"/>
       </w:pPr>
-      <w:r>
-        <w:rPr>
-          <w:rFonts w:ascii="Courier New" w:hAnsi="Courier New" w:cs="Courier New"/>
-          <w:sz w:val="13"/>
-        </w:rPr>
-        <w:t>payment_processor.py v2.0  sha256 fa5108bf4a074599  Python 3.12.3</w:t>
-        <w:br/>
-      </w:r>
       <w:r>
         <w:rPr>
           <w:rFonts w:ascii="Courier New" w:hAnsi="Courier New" w:cs="Courier New"/>

--- a/FTR_report_asg2_Alibek.docx
+++ b/FTR_report_asg2_Alibek.docx
@@ -5571,7 +5571,7 @@
         <w:rPr/>
       </w:pPr>
       <w:r>
-        <w:t>I used the Part B run as a middle step to see what each mechanism adds. Exception handling: 1 -&gt; 8 successful (+7 transactions, +84,000 KZT). Retry: 8 -&gt; 13 (+5 transactions, +191,000 KZT). Rollback: +0 transactions. By count, exception handling helps more. By money, retry helps more, because the faulty payments are bigger (341,000 / 7 = 48,714 KZT on average, clean ones 96,000 / 8 = 12,000 KZT). I think retry contributed most, because it is the only mechanism that turns a failed payment into a successful one. Rollback adds no successful payments. Its job is to keep the money and the records equal.</w:t>
+        <w:t>I used the Part B run as a middle step to see what each mechanism adds. Exception handling: 1 -&gt; 8 successful (+7 transactions, +84,000 KZT). Retry: 8 -&gt; 13 (+5 transactions, +191,000 KZT). Rollback: +0 transactions. By count, exception handling helps more. By money, retry helps more, because the faulty payments are bigger (341,000 / 7 = 48,714 KZT on average, clean ones 96,000 / 8 = 12,000 KZT). I think retry contributed most, because it is the only mechanism that turns a failed payment into a successful one. Rollback adds 0 payments here; it keeps the money and the records equal.</w:t>
       </w:r>
     </w:p>
     <w:p>
@@ -5675,7 +5675,7 @@
         <w:rPr/>
       </w:pPr>
       <w:r>
-        <w:t>At the moment of the database error the Process step is already done: the student's money is taken, but the payment row is not saved. This is a half-finished transaction. In Part B (no rollback) the failed INSERT stayed in the open SQLite transaction and was saved together with the next commit, so T006 and T012 are in the DB but marked FAILED. The three totals did not match: state 96,000, DB 246,000, gateway 341,000 KZT. Retry cannot fix this, because the rules say the database fails 3 times. Rollback removes the uncommitted row, refunds the charge, and restores the last checkpoint, so the three totals are equal again.</w:t>
+        <w:t>At the moment of the database error the Process step is already done: the student's money is taken, but the payment row is not saved, so the transaction is half finished. In Part B (no rollback) the failed INSERT stayed in the open SQLite transaction and was saved together with the next commit, so T006 and T012 are in the DB but marked FAILED. The three totals did not match: state 96,000, DB 246,000, gateway 341,000 KZT. Retry cannot fix this, because the rules say the database fails 3 times. Rollback removes the uncommitted row, refunds the charge, and restores the last checkpoint, so the three totals are equal again.</w:t>
       </w:r>
     </w:p>
     <w:p>
@@ -5727,7 +5727,7 @@
         <w:rPr/>
       </w:pPr>
       <w:r>
-        <w:t>Scholarship and tuition payments are real money of real students. If a timeout happens and the system just repeats the request, the student can pay twice and then has to ask for a refund. In my code the transaction ID is the idempotency key in three places: the gateway ignores a repeated charge with the same key, SQLite has txn_id as PRIMARY KEY with INSERT OR IGNORE, and the processor skips IDs it already recorded. Because of this, running the same batch a second time is safe: the 13 recorded payments are skipped, T006 and T012 go through, and the total is 437,000 KZT with no double charge. A unit test checks this.</w:t>
+        <w:t>These are scholarship and tuition payments, so a mistake takes money from a student. If a timeout happens and the system just repeats the request, the student can pay twice and then has to ask for a refund. In my code the transaction ID is the idempotency key in three places: the gateway ignores a repeated charge with the same key, SQLite has txn_id as PRIMARY KEY with INSERT OR IGNORE, and the processor skips IDs it already recorded. Because of this, running the same batch a second time is safe: the 13 recorded payments are skipped, T006 and T012 go through, and the total is 437,000 KZT with no double charge (a unit test checks this).</w:t>
       </w:r>
     </w:p>
     <w:p>
@@ -7322,7 +7322,7 @@
               <w:rPr/>
             </w:pPr>
             <w:r>
-              <w:t>I called the timeout error GatewayTimeoutError, not TimeoutError, so it does not hide the built-in Python TimeoutError. I also added a consistency check at the end of the run. For Part B it printed MISMATCH: state 96,000, DB 246,000, gateway 341,000 KZT. So with exception handling alone the program keeps running, but the money and the records do not match.</w:t>
+              <w:t>I called the timeout error GatewayTimeoutError, not TimeoutError, so it does not hide the built-in Python TimeoutError. I also added a consistency check at the end of the run. For Part B it printed MISMATCH: state 96,000, DB 246,000, gateway 341,000 KZT. The program survived every error, but three places had three different amounts of money.</w:t>
             </w:r>
           </w:p>
         </w:tc>
@@ -7472,7 +7472,7 @@
               <w:rPr/>
             </w:pPr>
             <w:r>
-              <w:t>Policy: at most 2 retries (3 attempts), backoff 0.05 s and then 0.10 s (scaled down from 1 s and 2 s so the run is fast). Only retryable errors are retried. A fault injector follows the fault rules table: Network fail/success, Timeout fail/fail/success, Database fail/fail/fail. Result: 26 attempts and 11 retries (3 network x 1, 2 timeout x 2, 2 database x 2). 5 transactions were recovered.</w:t>
+              <w:t>Policy: at most 2 retries (3 attempts), backoff 0.05 s and then 0.10 s (scaled down from 1 s and 2 s so the run is fast). Only retryable errors are retried. A fault injector follows the fault rules table: Network fail/success, Timeout fail/fail/success, Database fail/fail/fail. Result: 26 attempts and 11 retries (3 network x 1, 2 timeout x 2, 2 database x 2). Retry recovered 5 transactions.</w:t>
             </w:r>
           </w:p>
         </w:tc>
@@ -8290,7 +8290,7 @@
               <w:rPr/>
             </w:pPr>
             <w:r>
-              <w:t>A rolled-back payment can be sent again later. When I ran the same batch a second time on the same processor, the 13 recorded payments were skipped, T006 and T012 went through (the database was back), and the total became 437,000 KZT. Nobody was charged twice.</w:t>
+              <w:t>A rolled-back payment can be sent again later. When I ran the same batch a second time on the same processor, the 13 recorded payments were skipped, T006 and T012 went through (the database was back), and the total became 437,000 KZT without any double charge.</w:t>
             </w:r>
           </w:p>
         </w:tc>
